--- a/public/fun/forms/자기소개서_프론트엔드개발자_8_경험3카드형.docx
+++ b/public/fun/forms/자기소개서_프론트엔드개발자_8_경험3카드형.docx
@@ -918,7 +918,7 @@
           <w:color w:val="8A929C"/>
           <w:sz w:val="17"/>
         </w:rPr>
-        <w:t xml:space="preserve">   (수치 · 전후 비교, 800자)</w:t>
+        <w:t xml:space="preserve">   (수치 · 전후 비교, 800자 · STAR로)</w:t>
       </w:r>
     </w:p>
     <w:tbl>
